--- a/templates/leave/vendim-pushim-vjetor.docx
+++ b/templates/leave/vendim-pushim-vjetor.docx
@@ -8,7 +8,7 @@
       </w:pPr>
       <w:r>
         <w:rPr>
-          <w:rFonts w:ascii="Calibri" w:cs="Calibri" w:eastAsia="Calibri" w:hAnsi="Calibri"/>
+          <w:rFonts w:ascii="Liberation Sans" w:cs="Liberation Sans" w:eastAsia="Liberation Sans" w:hAnsi="Liberation Sans"/>
           <w:b/>
           <w:bCs/>
           <w:sz w:val="30"/>
@@ -23,7 +23,7 @@
       </w:pPr>
       <w:r>
         <w:rPr>
-          <w:rFonts w:ascii="Calibri" w:cs="Calibri" w:eastAsia="Calibri" w:hAnsi="Calibri"/>
+          <w:rFonts w:ascii="Liberation Serif" w:cs="Liberation Serif" w:eastAsia="Liberation Serif" w:hAnsi="Liberation Serif"/>
           <w:sz w:val="22"/>
           <w:szCs w:val="22"/>
         </w:rPr>
@@ -36,7 +36,7 @@
       </w:pPr>
       <w:r>
         <w:rPr>
-          <w:rFonts w:ascii="Calibri" w:cs="Calibri" w:eastAsia="Calibri" w:hAnsi="Calibri"/>
+          <w:rFonts w:ascii="Liberation Serif" w:cs="Liberation Serif" w:eastAsia="Liberation Serif" w:hAnsi="Liberation Serif"/>
           <w:color w:val="555555"/>
           <w:sz w:val="20"/>
           <w:szCs w:val="20"/>
@@ -58,7 +58,7 @@
       </w:pPr>
       <w:r>
         <w:rPr>
-          <w:rFonts w:ascii="Calibri" w:cs="Calibri" w:eastAsia="Calibri" w:hAnsi="Calibri"/>
+          <w:rFonts w:ascii="Liberation Serif" w:cs="Liberation Serif" w:eastAsia="Liberation Serif" w:hAnsi="Liberation Serif"/>
           <w:sz w:val="20"/>
           <w:szCs w:val="20"/>
         </w:rPr>
@@ -72,7 +72,7 @@
       </w:pPr>
       <w:r>
         <w:rPr>
-          <w:rFonts w:ascii="Calibri" w:cs="Calibri" w:eastAsia="Calibri" w:hAnsi="Calibri"/>
+          <w:rFonts w:ascii="Liberation Serif" w:cs="Liberation Serif" w:eastAsia="Liberation Serif" w:hAnsi="Liberation Serif"/>
           <w:sz w:val="20"/>
           <w:szCs w:val="20"/>
         </w:rPr>
@@ -85,7 +85,7 @@
       </w:pPr>
       <w:r>
         <w:rPr>
-          <w:rFonts w:ascii="Calibri" w:cs="Calibri" w:eastAsia="Calibri" w:hAnsi="Calibri"/>
+          <w:rFonts w:ascii="Liberation Serif" w:cs="Liberation Serif" w:eastAsia="Liberation Serif" w:hAnsi="Liberation Serif"/>
           <w:sz w:val="22"/>
           <w:szCs w:val="22"/>
         </w:rPr>
@@ -100,7 +100,7 @@
       </w:pPr>
       <w:r>
         <w:rPr>
-          <w:rFonts w:ascii="Calibri" w:cs="Calibri" w:eastAsia="Calibri" w:hAnsi="Calibri"/>
+          <w:rFonts w:ascii="Liberation Sans" w:cs="Liberation Sans" w:eastAsia="Liberation Sans" w:hAnsi="Liberation Sans"/>
           <w:b/>
           <w:bCs/>
           <w:sz w:val="32"/>
@@ -116,7 +116,7 @@
       </w:pPr>
       <w:r>
         <w:rPr>
-          <w:rFonts w:ascii="Calibri" w:cs="Calibri" w:eastAsia="Calibri" w:hAnsi="Calibri"/>
+          <w:rFonts w:ascii="Liberation Sans" w:cs="Liberation Sans" w:eastAsia="Liberation Sans" w:hAnsi="Liberation Sans"/>
           <w:b/>
           <w:bCs/>
           <w:sz w:val="24"/>
@@ -131,7 +131,7 @@
       </w:pPr>
       <w:r>
         <w:rPr>
-          <w:rFonts w:ascii="Calibri" w:cs="Calibri" w:eastAsia="Calibri" w:hAnsi="Calibri"/>
+          <w:rFonts w:ascii="Liberation Sans" w:cs="Liberation Sans" w:eastAsia="Liberation Sans" w:hAnsi="Liberation Sans"/>
           <w:b/>
           <w:bCs/>
           <w:sz w:val="22"/>
@@ -146,7 +146,7 @@
       </w:pPr>
       <w:r>
         <w:rPr>
-          <w:rFonts w:ascii="Calibri" w:cs="Calibri" w:eastAsia="Calibri" w:hAnsi="Calibri"/>
+          <w:rFonts w:ascii="Liberation Serif" w:cs="Liberation Serif" w:eastAsia="Liberation Serif" w:hAnsi="Liberation Serif"/>
           <w:sz w:val="22"/>
           <w:szCs w:val="22"/>
         </w:rPr>
@@ -159,7 +159,7 @@
       </w:pPr>
       <w:r>
         <w:rPr>
-          <w:rFonts w:ascii="Calibri" w:cs="Calibri" w:eastAsia="Calibri" w:hAnsi="Calibri"/>
+          <w:rFonts w:ascii="Liberation Sans" w:cs="Liberation Sans" w:eastAsia="Liberation Sans" w:hAnsi="Liberation Sans"/>
           <w:b/>
           <w:bCs/>
           <w:sz w:val="22"/>
@@ -174,7 +174,7 @@
       </w:pPr>
       <w:r>
         <w:rPr>
-          <w:rFonts w:ascii="Calibri" w:cs="Calibri" w:eastAsia="Calibri" w:hAnsi="Calibri"/>
+          <w:rFonts w:ascii="Liberation Serif" w:cs="Liberation Serif" w:eastAsia="Liberation Serif" w:hAnsi="Liberation Serif"/>
           <w:sz w:val="22"/>
           <w:szCs w:val="22"/>
         </w:rPr>
@@ -187,7 +187,7 @@
       </w:pPr>
       <w:r>
         <w:rPr>
-          <w:rFonts w:ascii="Calibri" w:cs="Calibri" w:eastAsia="Calibri" w:hAnsi="Calibri"/>
+          <w:rFonts w:ascii="Liberation Sans" w:cs="Liberation Sans" w:eastAsia="Liberation Sans" w:hAnsi="Liberation Sans"/>
           <w:b/>
           <w:bCs/>
           <w:sz w:val="22"/>
@@ -202,7 +202,7 @@
       </w:pPr>
       <w:r>
         <w:rPr>
-          <w:rFonts w:ascii="Calibri" w:cs="Calibri" w:eastAsia="Calibri" w:hAnsi="Calibri"/>
+          <w:rFonts w:ascii="Liberation Serif" w:cs="Liberation Serif" w:eastAsia="Liberation Serif" w:hAnsi="Liberation Serif"/>
           <w:sz w:val="22"/>
           <w:szCs w:val="22"/>
         </w:rPr>
@@ -215,7 +215,7 @@
       </w:pPr>
       <w:r>
         <w:rPr>
-          <w:rFonts w:ascii="Calibri" w:cs="Calibri" w:eastAsia="Calibri" w:hAnsi="Calibri"/>
+          <w:rFonts w:ascii="Liberation Sans" w:cs="Liberation Sans" w:eastAsia="Liberation Sans" w:hAnsi="Liberation Sans"/>
           <w:b/>
           <w:bCs/>
           <w:sz w:val="22"/>
@@ -230,7 +230,7 @@
       </w:pPr>
       <w:r>
         <w:rPr>
-          <w:rFonts w:ascii="Calibri" w:cs="Calibri" w:eastAsia="Calibri" w:hAnsi="Calibri"/>
+          <w:rFonts w:ascii="Liberation Serif" w:cs="Liberation Serif" w:eastAsia="Liberation Serif" w:hAnsi="Liberation Serif"/>
           <w:sz w:val="22"/>
           <w:szCs w:val="22"/>
         </w:rPr>
@@ -243,7 +243,7 @@
       </w:pPr>
       <w:r>
         <w:rPr>
-          <w:rFonts w:ascii="Calibri" w:cs="Calibri" w:eastAsia="Calibri" w:hAnsi="Calibri"/>
+          <w:rFonts w:ascii="Liberation Sans" w:cs="Liberation Sans" w:eastAsia="Liberation Sans" w:hAnsi="Liberation Sans"/>
           <w:b/>
           <w:bCs/>
           <w:sz w:val="22"/>
@@ -258,7 +258,7 @@
       </w:pPr>
       <w:r>
         <w:rPr>
-          <w:rFonts w:ascii="Calibri" w:cs="Calibri" w:eastAsia="Calibri" w:hAnsi="Calibri"/>
+          <w:rFonts w:ascii="Liberation Serif" w:cs="Liberation Serif" w:eastAsia="Liberation Serif" w:hAnsi="Liberation Serif"/>
           <w:sz w:val="22"/>
           <w:szCs w:val="22"/>
         </w:rPr>
@@ -271,7 +271,7 @@
       </w:pPr>
       <w:r>
         <w:rPr>
-          <w:rFonts w:ascii="Calibri" w:cs="Calibri" w:eastAsia="Calibri" w:hAnsi="Calibri"/>
+          <w:rFonts w:ascii="Liberation Serif" w:cs="Liberation Serif" w:eastAsia="Liberation Serif" w:hAnsi="Liberation Serif"/>
           <w:b/>
           <w:bCs/>
           <w:i/>
@@ -283,7 +283,7 @@
       </w:r>
       <w:r>
         <w:rPr>
-          <w:rFonts w:ascii="Calibri" w:cs="Calibri" w:eastAsia="Calibri" w:hAnsi="Calibri"/>
+          <w:rFonts w:ascii="Liberation Serif" w:cs="Liberation Serif" w:eastAsia="Liberation Serif" w:hAnsi="Liberation Serif"/>
           <w:i/>
           <w:iCs/>
           <w:sz w:val="20"/>
@@ -298,7 +298,7 @@
       </w:pPr>
       <w:r>
         <w:rPr>
-          <w:rFonts w:ascii="Calibri" w:cs="Calibri" w:eastAsia="Calibri" w:hAnsi="Calibri"/>
+          <w:rFonts w:ascii="Liberation Serif" w:cs="Liberation Serif" w:eastAsia="Liberation Serif" w:hAnsi="Liberation Serif"/>
           <w:sz w:val="22"/>
           <w:szCs w:val="22"/>
         </w:rPr>
@@ -306,7 +306,7 @@
       </w:r>
       <w:r>
         <w:rPr>
-          <w:rFonts w:ascii="Calibri" w:cs="Calibri" w:eastAsia="Calibri" w:hAnsi="Calibri"/>
+          <w:rFonts w:ascii="Liberation Serif" w:cs="Liberation Serif" w:eastAsia="Liberation Serif" w:hAnsi="Liberation Serif"/>
         </w:rPr>
         <w:t xml:space="preserve">			</w:t>
       </w:r>
@@ -317,7 +317,7 @@
       </w:pPr>
       <w:r>
         <w:rPr>
-          <w:rFonts w:ascii="Calibri" w:cs="Calibri" w:eastAsia="Calibri" w:hAnsi="Calibri"/>
+          <w:rFonts w:ascii="Liberation Serif" w:cs="Liberation Serif" w:eastAsia="Liberation Serif" w:hAnsi="Liberation Serif"/>
           <w:sz w:val="22"/>
           <w:szCs w:val="22"/>
         </w:rPr>
@@ -330,7 +330,7 @@
       </w:pPr>
       <w:r>
         <w:rPr>
-          <w:rFonts w:ascii="Calibri" w:cs="Calibri" w:eastAsia="Calibri" w:hAnsi="Calibri"/>
+          <w:rFonts w:ascii="Liberation Serif" w:cs="Liberation Serif" w:eastAsia="Liberation Serif" w:hAnsi="Liberation Serif"/>
           <w:b/>
           <w:bCs/>
           <w:sz w:val="22"/>
@@ -345,7 +345,7 @@
       </w:pPr>
       <w:r>
         <w:rPr>
-          <w:rFonts w:ascii="Calibri" w:cs="Calibri" w:eastAsia="Calibri" w:hAnsi="Calibri"/>
+          <w:rFonts w:ascii="Liberation Serif" w:cs="Liberation Serif" w:eastAsia="Liberation Serif" w:hAnsi="Liberation Serif"/>
           <w:color w:val="555555"/>
           <w:sz w:val="20"/>
           <w:szCs w:val="20"/>
@@ -359,7 +359,7 @@
       </w:pPr>
       <w:r>
         <w:rPr>
-          <w:rFonts w:ascii="Calibri" w:cs="Calibri" w:eastAsia="Calibri" w:hAnsi="Calibri"/>
+          <w:rFonts w:ascii="Liberation Serif" w:cs="Liberation Serif" w:eastAsia="Liberation Serif" w:hAnsi="Liberation Serif"/>
           <w:sz w:val="22"/>
           <w:szCs w:val="22"/>
         </w:rPr>
@@ -372,7 +372,7 @@
       </w:pPr>
       <w:r>
         <w:rPr>
-          <w:rFonts w:ascii="Calibri" w:cs="Calibri" w:eastAsia="Calibri" w:hAnsi="Calibri"/>
+          <w:rFonts w:ascii="Liberation Serif" w:cs="Liberation Serif" w:eastAsia="Liberation Serif" w:hAnsi="Liberation Serif"/>
           <w:sz w:val="22"/>
           <w:szCs w:val="22"/>
         </w:rPr>
@@ -385,7 +385,7 @@
       </w:pPr>
       <w:r>
         <w:rPr>
-          <w:rFonts w:ascii="Calibri" w:cs="Calibri" w:eastAsia="Calibri" w:hAnsi="Calibri"/>
+          <w:rFonts w:ascii="Liberation Serif" w:cs="Liberation Serif" w:eastAsia="Liberation Serif" w:hAnsi="Liberation Serif"/>
           <w:b/>
           <w:bCs/>
           <w:sz w:val="22"/>
@@ -400,7 +400,7 @@
       </w:pPr>
       <w:r>
         <w:rPr>
-          <w:rFonts w:ascii="Calibri" w:cs="Calibri" w:eastAsia="Calibri" w:hAnsi="Calibri"/>
+          <w:rFonts w:ascii="Liberation Serif" w:cs="Liberation Serif" w:eastAsia="Liberation Serif" w:hAnsi="Liberation Serif"/>
           <w:sz w:val="20"/>
           <w:szCs w:val="20"/>
         </w:rPr>
@@ -595,7 +595,7 @@
   <w:docDefaults>
     <w:rPrDefault>
       <w:rPr>
-        <w:rFonts w:ascii="Calibri" w:cs="Calibri" w:eastAsia="Calibri" w:hAnsi="Calibri"/>
+        <w:rFonts w:ascii="Liberation Serif" w:cs="Liberation Serif" w:eastAsia="Liberation Serif" w:hAnsi="Liberation Serif"/>
         <w:sz w:val="22"/>
         <w:szCs w:val="22"/>
       </w:rPr>
@@ -608,6 +608,7 @@
     <w:next w:val="Normal"/>
     <w:qFormat/>
     <w:rPr>
+      <w:rFonts w:ascii="Liberation Sans" w:hAnsi="Liberation Sans" w:eastAsia="Liberation Sans" w:cs="Liberation Sans"/>
       <w:sz w:val="56"/>
       <w:szCs w:val="56"/>
     </w:rPr>
@@ -618,6 +619,7 @@
     <w:next w:val="Normal"/>
     <w:qFormat/>
     <w:rPr>
+      <w:rFonts w:ascii="Liberation Sans" w:hAnsi="Liberation Sans" w:eastAsia="Liberation Sans" w:cs="Liberation Sans"/>
       <w:color w:val="2E74B5"/>
       <w:sz w:val="32"/>
       <w:szCs w:val="32"/>
@@ -629,6 +631,7 @@
     <w:next w:val="Normal"/>
     <w:qFormat/>
     <w:rPr>
+      <w:rFonts w:ascii="Liberation Sans" w:hAnsi="Liberation Sans" w:eastAsia="Liberation Sans" w:cs="Liberation Sans"/>
       <w:color w:val="2E74B5"/>
       <w:sz w:val="26"/>
       <w:szCs w:val="26"/>
@@ -640,6 +643,7 @@
     <w:next w:val="Normal"/>
     <w:qFormat/>
     <w:rPr>
+      <w:rFonts w:ascii="Liberation Sans" w:hAnsi="Liberation Sans" w:eastAsia="Liberation Sans" w:cs="Liberation Sans"/>
       <w:color w:val="1F4D78"/>
       <w:sz w:val="24"/>
       <w:szCs w:val="24"/>
@@ -651,6 +655,7 @@
     <w:next w:val="Normal"/>
     <w:qFormat/>
     <w:rPr>
+      <w:rFonts w:ascii="Liberation Sans" w:hAnsi="Liberation Sans" w:eastAsia="Liberation Sans" w:cs="Liberation Sans"/>
       <w:i/>
       <w:iCs/>
       <w:color w:val="2E74B5"/>
@@ -662,6 +667,7 @@
     <w:next w:val="Normal"/>
     <w:qFormat/>
     <w:rPr>
+      <w:rFonts w:ascii="Liberation Sans" w:hAnsi="Liberation Sans" w:eastAsia="Liberation Sans" w:cs="Liberation Sans"/>
       <w:color w:val="2E74B5"/>
     </w:rPr>
   </w:style>
@@ -671,6 +677,7 @@
     <w:next w:val="Normal"/>
     <w:qFormat/>
     <w:rPr>
+      <w:rFonts w:ascii="Liberation Sans" w:hAnsi="Liberation Sans" w:eastAsia="Liberation Sans" w:cs="Liberation Sans"/>
       <w:color w:val="1F4D78"/>
     </w:rPr>
   </w:style>
@@ -680,6 +687,7 @@
     <w:next w:val="Normal"/>
     <w:qFormat/>
     <w:rPr>
+      <w:rFonts w:ascii="Liberation Serif" w:hAnsi="Liberation Serif" w:eastAsia="Liberation Serif" w:cs="Liberation Serif"/>
       <w:b/>
       <w:bCs/>
     </w:rPr>
@@ -688,6 +696,9 @@
     <w:name w:val="List Paragraph"/>
     <w:basedOn w:val="Normal"/>
     <w:qFormat/>
+    <w:rPr>
+      <w:rFonts w:ascii="Liberation Serif" w:hAnsi="Liberation Serif" w:eastAsia="Liberation Serif" w:cs="Liberation Serif"/>
+    </w:rPr>
   </w:style>
   <w:style w:type="character" w:styleId="Hyperlink">
     <w:name w:val="Hyperlink"/>
@@ -695,6 +706,7 @@
     <w:uiPriority w:val="99"/>
     <w:unhideWhenUsed/>
     <w:rPr>
+      <w:rFonts w:ascii="Liberation Serif" w:hAnsi="Liberation Serif" w:eastAsia="Liberation Serif" w:cs="Liberation Serif"/>
       <w:color w:val="0563C1"/>
       <w:u w:val="single"/>
     </w:rPr>
@@ -706,6 +718,7 @@
     <w:semiHidden/>
     <w:unhideWhenUsed/>
     <w:rPr>
+      <w:rFonts w:ascii="Liberation Serif" w:hAnsi="Liberation Serif" w:eastAsia="Liberation Serif" w:cs="Liberation Serif"/>
       <w:vertAlign w:val="superscript"/>
     </w:rPr>
   </w:style>
@@ -720,6 +733,7 @@
       <w:spacing w:after="0" w:line="240" w:lineRule="auto"/>
     </w:pPr>
     <w:rPr>
+      <w:rFonts w:ascii="Liberation Serif" w:hAnsi="Liberation Serif" w:eastAsia="Liberation Serif" w:cs="Liberation Serif"/>
       <w:sz w:val="20"/>
       <w:szCs w:val="20"/>
     </w:rPr>
@@ -732,6 +746,7 @@
     <w:semiHidden/>
     <w:unhideWhenUsed/>
     <w:rPr>
+      <w:rFonts w:ascii="Liberation Serif" w:hAnsi="Liberation Serif" w:eastAsia="Liberation Serif" w:cs="Liberation Serif"/>
       <w:sz w:val="20"/>
       <w:szCs w:val="20"/>
     </w:rPr>
@@ -743,6 +758,7 @@
     <w:semiHidden/>
     <w:unhideWhenUsed/>
     <w:rPr>
+      <w:rFonts w:ascii="Liberation Serif" w:hAnsi="Liberation Serif" w:eastAsia="Liberation Serif" w:cs="Liberation Serif"/>
       <w:vertAlign w:val="superscript"/>
     </w:rPr>
   </w:style>
@@ -757,6 +773,7 @@
       <w:spacing w:after="0" w:line="240" w:lineRule="auto"/>
     </w:pPr>
     <w:rPr>
+      <w:rFonts w:ascii="Liberation Serif" w:hAnsi="Liberation Serif" w:eastAsia="Liberation Serif" w:cs="Liberation Serif"/>
       <w:sz w:val="20"/>
       <w:szCs w:val="20"/>
     </w:rPr>
@@ -769,6 +786,7 @@
     <w:semiHidden/>
     <w:unhideWhenUsed/>
     <w:rPr>
+      <w:rFonts w:ascii="Liberation Serif" w:hAnsi="Liberation Serif" w:eastAsia="Liberation Serif" w:cs="Liberation Serif"/>
       <w:sz w:val="20"/>
       <w:szCs w:val="20"/>
     </w:rPr>

--- a/templates/leave/vendim-pushim-vjetor.docx
+++ b/templates/leave/vendim-pushim-vjetor.docx
@@ -41,7 +41,7 @@
           <w:sz w:val="20"/>
           <w:szCs w:val="20"/>
         </w:rPr>
-        <w:t xml:space="preserve">NRB: {{company_nrb}}   ·   NUI: {{company_nui}}</w:t>
+        <w:t xml:space="preserve">NUI: {{company_nui}}</w:t>
       </w:r>
     </w:p>
     <w:p>
